--- a/Theorie/Additional_Quellen.docx
+++ b/Theorie/Additional_Quellen.docx
@@ -166,9 +166,122 @@
         <w:t>.</w:t>
       </w:r>
     </w:p>
+    <w:p>
+      <w:pPr>
+        <w:numPr>
+          <w:ilvl w:val="0"/>
+          <w:numId w:val="1"/>
+        </w:numPr>
+      </w:pPr>
+      <w:r>
+        <w:t>UI/UX Design der Benutzeroberfläche</w:t>
+      </w:r>
+      <w:r>
+        <w:t xml:space="preserve"> </w:t>
+      </w:r>
+      <w:r>
+        <w:t xml:space="preserve">Quelle: H. </w:t>
+      </w:r>
+      <w:proofErr w:type="spellStart"/>
+      <w:r>
+        <w:t>Xu</w:t>
+      </w:r>
+      <w:proofErr w:type="spellEnd"/>
+      <w:r>
+        <w:t xml:space="preserve">, L. König, D. </w:t>
+      </w:r>
+      <w:proofErr w:type="spellStart"/>
+      <w:r>
+        <w:t>Cáliz</w:t>
+      </w:r>
+      <w:proofErr w:type="spellEnd"/>
+      <w:r>
+        <w:t xml:space="preserve">, and H. Schmeck, "A </w:t>
+      </w:r>
+      <w:proofErr w:type="spellStart"/>
+      <w:r>
+        <w:t>generic</w:t>
+      </w:r>
+      <w:proofErr w:type="spellEnd"/>
+      <w:r>
+        <w:t xml:space="preserve"> </w:t>
+      </w:r>
+      <w:proofErr w:type="spellStart"/>
+      <w:r>
+        <w:t>user</w:t>
+      </w:r>
+      <w:proofErr w:type="spellEnd"/>
+      <w:r>
+        <w:t xml:space="preserve"> interface for </w:t>
+      </w:r>
+      <w:proofErr w:type="spellStart"/>
+      <w:r>
+        <w:t>energy</w:t>
+      </w:r>
+      <w:proofErr w:type="spellEnd"/>
+      <w:r>
+        <w:t xml:space="preserve"> </w:t>
+      </w:r>
+      <w:proofErr w:type="spellStart"/>
+      <w:r>
+        <w:t>management</w:t>
+      </w:r>
+      <w:proofErr w:type="spellEnd"/>
+      <w:r>
+        <w:t xml:space="preserve"> in smart </w:t>
+      </w:r>
+      <w:proofErr w:type="spellStart"/>
+      <w:r>
+        <w:t>homes</w:t>
+      </w:r>
+      <w:proofErr w:type="spellEnd"/>
+      <w:r>
+        <w:t xml:space="preserve">," Energy </w:t>
+      </w:r>
+      <w:proofErr w:type="spellStart"/>
+      <w:r>
+        <w:t>Informatics</w:t>
+      </w:r>
+      <w:proofErr w:type="spellEnd"/>
+      <w:r>
+        <w:t xml:space="preserve">, vol. 1, Art. </w:t>
+      </w:r>
+      <w:proofErr w:type="spellStart"/>
+      <w:r>
+        <w:t>no</w:t>
+      </w:r>
+      <w:proofErr w:type="spellEnd"/>
+      <w:r>
+        <w:t xml:space="preserve">. 55, </w:t>
+      </w:r>
+      <w:proofErr w:type="spellStart"/>
+      <w:r>
+        <w:t>Dec</w:t>
+      </w:r>
+      <w:proofErr w:type="spellEnd"/>
+      <w:r>
+        <w:t xml:space="preserve">. 2018, </w:t>
+      </w:r>
+      <w:proofErr w:type="spellStart"/>
+      <w:r>
+        <w:t>doi</w:t>
+      </w:r>
+      <w:proofErr w:type="spellEnd"/>
+      <w:r>
+        <w:t>: 10.1186/s42162-018-0060-0.</w:t>
+      </w:r>
+    </w:p>
     <w:p/>
     <w:p>
-      <w:r>
+      <w:pPr>
+        <w:rPr>
+          <w:lang w:val="en-GB"/>
+        </w:rPr>
+      </w:pPr>
+      <w:r>
+        <w:rPr>
+          <w:lang w:val="en-GB"/>
+        </w:rPr>
         <w:t>AI:</w:t>
       </w:r>
     </w:p>
@@ -285,6 +398,7 @@
         </w:rPr>
       </w:pPr>
       <w:r>
+        <w:lastRenderedPageBreak/>
         <w:t xml:space="preserve">D. van </w:t>
       </w:r>
       <w:proofErr w:type="gramStart"/>
@@ -323,7 +437,6 @@
           <w:b/>
           <w:bCs/>
         </w:rPr>
-        <w:lastRenderedPageBreak/>
         <w:t xml:space="preserve">Wichtiger Punkt für euer </w:t>
       </w:r>
       <w:proofErr w:type="gramStart"/>
@@ -1119,6 +1232,7 @@
   <w:style w:type="character" w:default="1" w:styleId="Absatz-Standardschriftart">
     <w:name w:val="Default Paragraph Font"/>
     <w:uiPriority w:val="1"/>
+    <w:semiHidden/>
     <w:unhideWhenUsed/>
   </w:style>
   <w:style w:type="table" w:default="1" w:styleId="NormaleTabelle">
